--- a/Documento de Ingeniería de Requerimientos.docx
+++ b/Documento de Ingeniería de Requerimientos.docx
@@ -1,6 +1,6 @@
 
 <file path=word/document.xml><?xml version="1.0" encoding="utf-8"?>
-<w:document xmlns:wpc="http://schemas.microsoft.com/office/word/2010/wordprocessingCanvas" xmlns:cx="http://schemas.microsoft.com/office/drawing/2014/chartex" xmlns:cx1="http://schemas.microsoft.com/office/drawing/2015/9/8/chartex" xmlns:cx2="http://schemas.microsoft.com/office/drawing/2015/10/21/chartex" xmlns:cx3="http://schemas.microsoft.com/office/drawing/2016/5/9/chartex" xmlns:cx4="http://schemas.microsoft.com/office/drawing/2016/5/10/chartex" xmlns:cx5="http://schemas.microsoft.com/office/drawing/2016/5/11/chartex" xmlns:cx6="http://schemas.microsoft.com/office/drawing/2016/5/12/chartex" xmlns:cx7="http://schemas.microsoft.com/office/drawing/2016/5/13/chartex" xmlns:cx8="http://schemas.microsoft.com/office/drawing/2016/5/14/chartex" xmlns:mc="http://schemas.openxmlformats.org/markup-compatibility/2006" xmlns:aink="http://schemas.microsoft.com/office/drawing/2016/ink" xmlns:am3d="http://schemas.microsoft.com/office/drawing/2017/model3d" xmlns:o="urn:schemas-microsoft-com:office:office" xmlns:r="http://schemas.openxmlformats.org/officeDocument/2006/relationships" xmlns:m="http://schemas.openxmlformats.org/officeDocument/2006/math" xmlns:v="urn:schemas-microsoft-com:vml" xmlns:wp14="http://schemas.microsoft.com/office/word/2010/wordprocessingDrawing" xmlns:wp="http://schemas.openxmlformats.org/drawingml/2006/wordprocessingDrawing" xmlns:w10="urn:schemas-microsoft-com:office:word" xmlns:w="http://schemas.openxmlformats.org/wordprocessingml/2006/main" xmlns:w14="http://schemas.microsoft.com/office/word/2010/wordml" xmlns:w15="http://schemas.microsoft.com/office/word/2012/wordml" xmlns:w16cex="http://schemas.microsoft.com/office/word/2018/wordml/cex" xmlns:w16cid="http://schemas.microsoft.com/office/word/2016/wordml/cid" xmlns:w16="http://schemas.microsoft.com/office/word/2018/wordml" xmlns:w16sdtdh="http://schemas.microsoft.com/office/word/2020/wordml/sdtdatahash" xmlns:w16se="http://schemas.microsoft.com/office/word/2015/wordml/symex" xmlns:wpg="http://schemas.microsoft.com/office/word/2010/wordprocessingGroup" xmlns:wpi="http://schemas.microsoft.com/office/word/2010/wordprocessingInk" xmlns:wne="http://schemas.microsoft.com/office/word/2006/wordml" xmlns:wps="http://schemas.microsoft.com/office/word/2010/wordprocessingShape" mc:Ignorable="w14 w15 w16se w16cid w16 w16cex w16sdtdh wp14">
+<w:document xmlns:wpc="http://schemas.microsoft.com/office/word/2010/wordprocessingCanvas" xmlns:cx="http://schemas.microsoft.com/office/drawing/2014/chartex" xmlns:cx1="http://schemas.microsoft.com/office/drawing/2015/9/8/chartex" xmlns:cx2="http://schemas.microsoft.com/office/drawing/2015/10/21/chartex" xmlns:cx3="http://schemas.microsoft.com/office/drawing/2016/5/9/chartex" xmlns:cx4="http://schemas.microsoft.com/office/drawing/2016/5/10/chartex" xmlns:cx5="http://schemas.microsoft.com/office/drawing/2016/5/11/chartex" xmlns:cx6="http://schemas.microsoft.com/office/drawing/2016/5/12/chartex" xmlns:cx7="http://schemas.microsoft.com/office/drawing/2016/5/13/chartex" xmlns:cx8="http://schemas.microsoft.com/office/drawing/2016/5/14/chartex" xmlns:mc="http://schemas.openxmlformats.org/markup-compatibility/2006" xmlns:aink="http://schemas.microsoft.com/office/drawing/2016/ink" xmlns:am3d="http://schemas.microsoft.com/office/drawing/2017/model3d" xmlns:o="urn:schemas-microsoft-com:office:office" xmlns:oel="http://schemas.microsoft.com/office/2019/extlst" xmlns:r="http://schemas.openxmlformats.org/officeDocument/2006/relationships" xmlns:m="http://schemas.openxmlformats.org/officeDocument/2006/math" xmlns:v="urn:schemas-microsoft-com:vml" xmlns:wp14="http://schemas.microsoft.com/office/word/2010/wordprocessingDrawing" xmlns:wp="http://schemas.openxmlformats.org/drawingml/2006/wordprocessingDrawing" xmlns:w10="urn:schemas-microsoft-com:office:word" xmlns:w="http://schemas.openxmlformats.org/wordprocessingml/2006/main" xmlns:w14="http://schemas.microsoft.com/office/word/2010/wordml" xmlns:w15="http://schemas.microsoft.com/office/word/2012/wordml" xmlns:w16cex="http://schemas.microsoft.com/office/word/2018/wordml/cex" xmlns:w16cid="http://schemas.microsoft.com/office/word/2016/wordml/cid" xmlns:w16="http://schemas.microsoft.com/office/word/2018/wordml" xmlns:w16sdtdh="http://schemas.microsoft.com/office/word/2020/wordml/sdtdatahash" xmlns:w16se="http://schemas.microsoft.com/office/word/2015/wordml/symex" xmlns:wpg="http://schemas.microsoft.com/office/word/2010/wordprocessingGroup" xmlns:wpi="http://schemas.microsoft.com/office/word/2010/wordprocessingInk" xmlns:wne="http://schemas.microsoft.com/office/word/2006/wordml" xmlns:wps="http://schemas.microsoft.com/office/word/2010/wordprocessingShape" mc:Ignorable="w14 w15 w16se w16cid w16 w16cex w16sdtdh wp14">
   <w:body>
     <w:p>
       <w:pPr>
@@ -312,27 +312,27 @@
         </w:rPr>
         <w:t xml:space="preserve">Steven Londoño Hidalgo - </w:t>
       </w:r>
-    </w:p>
-    <w:p>
-      <w:pPr>
-        <w:pStyle w:val="Sinespaciado"/>
-        <w:jc w:val="center"/>
+      <w:r>
         <w:rPr>
           <w:rFonts w:ascii="Times New Roman" w:hAnsi="Times New Roman" w:cs="Times New Roman"/>
           <w:sz w:val="28"/>
           <w:szCs w:val="28"/>
           <w:lang w:eastAsia="es-CO"/>
         </w:rPr>
-      </w:pPr>
-      <w:r>
+        <w:t>20232020129</w:t>
+      </w:r>
+    </w:p>
+    <w:p>
+      <w:pPr>
+        <w:pStyle w:val="Sinespaciado"/>
+        <w:jc w:val="center"/>
         <w:rPr>
           <w:rFonts w:ascii="Times New Roman" w:hAnsi="Times New Roman" w:cs="Times New Roman"/>
           <w:sz w:val="28"/>
           <w:szCs w:val="28"/>
           <w:lang w:eastAsia="es-CO"/>
         </w:rPr>
-        <w:t xml:space="preserve">Juan Sebastián </w:t>
-      </w:r>
+      </w:pPr>
       <w:r>
         <w:rPr>
           <w:rFonts w:ascii="Times New Roman" w:hAnsi="Times New Roman" w:cs="Times New Roman"/>
@@ -340,7 +340,7 @@
           <w:szCs w:val="28"/>
           <w:lang w:eastAsia="es-CO"/>
         </w:rPr>
-        <w:t>Gutiérrez</w:t>
+        <w:t xml:space="preserve">Juan Sebastián </w:t>
       </w:r>
       <w:r>
         <w:rPr>
@@ -349,7 +349,7 @@
           <w:szCs w:val="28"/>
           <w:lang w:eastAsia="es-CO"/>
         </w:rPr>
-        <w:t xml:space="preserve"> Cuadros </w:t>
+        <w:t>Gutiérrez</w:t>
       </w:r>
       <w:r>
         <w:rPr>
@@ -358,32 +358,26 @@
           <w:szCs w:val="28"/>
           <w:lang w:eastAsia="es-CO"/>
         </w:rPr>
-        <w:t xml:space="preserve">- </w:t>
-      </w:r>
-    </w:p>
-    <w:p>
-      <w:pPr>
-        <w:pStyle w:val="Sinespaciado"/>
-        <w:jc w:val="center"/>
+        <w:t xml:space="preserve"> Cuadros </w:t>
+      </w:r>
+      <w:r>
         <w:rPr>
           <w:rFonts w:ascii="Times New Roman" w:hAnsi="Times New Roman" w:cs="Times New Roman"/>
           <w:sz w:val="28"/>
           <w:szCs w:val="28"/>
           <w:lang w:eastAsia="es-CO"/>
         </w:rPr>
-      </w:pPr>
-    </w:p>
-    <w:p>
-      <w:pPr>
-        <w:pStyle w:val="Sinespaciado"/>
-        <w:jc w:val="center"/>
+        <w:t xml:space="preserve">- </w:t>
+      </w:r>
+      <w:r>
         <w:rPr>
           <w:rFonts w:ascii="Times New Roman" w:hAnsi="Times New Roman" w:cs="Times New Roman"/>
           <w:sz w:val="28"/>
           <w:szCs w:val="28"/>
           <w:lang w:eastAsia="es-CO"/>
         </w:rPr>
-      </w:pPr>
+        <w:t>20232020146</w:t>
+      </w:r>
     </w:p>
     <w:p>
       <w:pPr>
@@ -420,37 +414,18 @@
           <w:lang w:eastAsia="es-CO"/>
         </w:rPr>
       </w:pPr>
-      <w:r>
-        <w:rPr>
-          <w:rFonts w:ascii="Times New Roman" w:hAnsi="Times New Roman" w:cs="Times New Roman"/>
-          <w:b/>
-          <w:bCs/>
-          <w:sz w:val="28"/>
-          <w:szCs w:val="28"/>
-          <w:lang w:eastAsia="es-CO"/>
-        </w:rPr>
-        <w:t>Profesor</w:t>
-      </w:r>
-      <w:r>
-        <w:rPr>
-          <w:rFonts w:ascii="Times New Roman" w:hAnsi="Times New Roman" w:cs="Times New Roman"/>
-          <w:b/>
-          <w:bCs/>
-          <w:sz w:val="28"/>
-          <w:szCs w:val="28"/>
-          <w:lang w:eastAsia="es-CO"/>
-        </w:rPr>
-        <w:t xml:space="preserve">: </w:t>
-      </w:r>
-      <w:r>
+    </w:p>
+    <w:p>
+      <w:pPr>
+        <w:pStyle w:val="Sinespaciado"/>
+        <w:jc w:val="center"/>
         <w:rPr>
           <w:rFonts w:ascii="Times New Roman" w:hAnsi="Times New Roman" w:cs="Times New Roman"/>
           <w:sz w:val="28"/>
           <w:szCs w:val="28"/>
           <w:lang w:eastAsia="es-CO"/>
         </w:rPr>
-        <w:t>Sebastián Camilo Vanegas Ayala</w:t>
-      </w:r>
+      </w:pPr>
     </w:p>
     <w:p>
       <w:pPr>
@@ -472,7 +447,7 @@
           <w:szCs w:val="28"/>
           <w:lang w:eastAsia="es-CO"/>
         </w:rPr>
-        <w:t>Asignatura:</w:t>
+        <w:t xml:space="preserve">Profesor: </w:t>
       </w:r>
       <w:r>
         <w:rPr>
@@ -481,18 +456,31 @@
           <w:szCs w:val="28"/>
           <w:lang w:eastAsia="es-CO"/>
         </w:rPr>
-        <w:t xml:space="preserve"> </w:t>
-      </w:r>
-      <w:r>
+        <w:t>Sebastián Camilo Vanegas Ayala</w:t>
+      </w:r>
+    </w:p>
+    <w:p>
+      <w:pPr>
+        <w:pStyle w:val="Sinespaciado"/>
+        <w:jc w:val="center"/>
         <w:rPr>
           <w:rFonts w:ascii="Times New Roman" w:hAnsi="Times New Roman" w:cs="Times New Roman"/>
           <w:sz w:val="28"/>
           <w:szCs w:val="28"/>
           <w:lang w:eastAsia="es-CO"/>
         </w:rPr>
-        <w:t xml:space="preserve">Modelos de </w:t>
-      </w:r>
-      <w:proofErr w:type="spellStart"/>
+      </w:pPr>
+      <w:r>
+        <w:rPr>
+          <w:rFonts w:ascii="Times New Roman" w:hAnsi="Times New Roman" w:cs="Times New Roman"/>
+          <w:b/>
+          <w:bCs/>
+          <w:sz w:val="28"/>
+          <w:szCs w:val="28"/>
+          <w:lang w:eastAsia="es-CO"/>
+        </w:rPr>
+        <w:t>Asignatura:</w:t>
+      </w:r>
       <w:r>
         <w:rPr>
           <w:rFonts w:ascii="Times New Roman" w:hAnsi="Times New Roman" w:cs="Times New Roman"/>
@@ -500,9 +488,8 @@
           <w:szCs w:val="28"/>
           <w:lang w:eastAsia="es-CO"/>
         </w:rPr>
-        <w:t>Programacion</w:t>
-      </w:r>
-      <w:proofErr w:type="spellEnd"/>
+        <w:t xml:space="preserve"> Modelos de Programacion</w:t>
+      </w:r>
       <w:r>
         <w:rPr>
           <w:rFonts w:ascii="Times New Roman" w:hAnsi="Times New Roman" w:cs="Times New Roman"/>
@@ -530,19 +517,8 @@
           <w:szCs w:val="28"/>
           <w:lang w:eastAsia="es-CO"/>
         </w:rPr>
-        <w:t xml:space="preserve"> Plataforma tipo </w:t>
-      </w:r>
-      <w:proofErr w:type="spellStart"/>
-      <w:r>
-        <w:rPr>
-          <w:rFonts w:ascii="Times New Roman" w:hAnsi="Times New Roman" w:cs="Times New Roman"/>
-          <w:sz w:val="28"/>
-          <w:szCs w:val="28"/>
-          <w:lang w:eastAsia="es-CO"/>
-        </w:rPr>
-        <w:t>TuBoleta</w:t>
-      </w:r>
-      <w:proofErr w:type="spellEnd"/>
+        <w:t xml:space="preserve"> Plataforma tipo TuBoleta</w:t>
+      </w:r>
       <w:r>
         <w:rPr>
           <w:rFonts w:ascii="Times New Roman" w:hAnsi="Times New Roman" w:cs="Times New Roman"/>
@@ -715,7 +691,7 @@
           <w:lang w:eastAsia="es-CO"/>
         </w:rPr>
         <w:pict w14:anchorId="72523E96">
-          <v:rect id="_x0000_i1040" style="width:0;height:1.5pt" o:hralign="center" o:hrstd="t" o:hr="t" fillcolor="#a0a0a0" stroked="f"/>
+          <v:rect id="_x0000_i1025" style="width:0;height:1.5pt" o:hralign="center" o:hrstd="t" o:hr="t" fillcolor="#a0a0a0" stroked="f"/>
         </w:pict>
       </w:r>
     </w:p>
@@ -822,7 +798,7 @@
           <w:lang w:eastAsia="es-CO"/>
         </w:rPr>
         <w:pict w14:anchorId="5837EDD0">
-          <v:rect id="_x0000_i1027" style="width:0;height:1.5pt" o:hralign="center" o:hrstd="t" o:hr="t" fillcolor="#a0a0a0" stroked="f"/>
+          <v:rect id="_x0000_i1026" style="width:0;height:1.5pt" o:hralign="center" o:hrstd="t" o:hr="t" fillcolor="#a0a0a0" stroked="f"/>
         </w:pict>
       </w:r>
     </w:p>
@@ -904,21 +880,8 @@
           <w:szCs w:val="27"/>
           <w:lang w:eastAsia="es-CO"/>
         </w:rPr>
-        <w:t xml:space="preserve"> </w:t>
-      </w:r>
-      <w:proofErr w:type="spellStart"/>
-      <w:r>
-        <w:rPr>
-          <w:rFonts w:ascii="Times New Roman" w:eastAsia="Times New Roman" w:hAnsi="Times New Roman" w:cs="Times New Roman"/>
-          <w:b/>
-          <w:bCs/>
-          <w:sz w:val="27"/>
-          <w:szCs w:val="27"/>
-          <w:lang w:eastAsia="es-CO"/>
-        </w:rPr>
-        <w:t>TuBoleta</w:t>
-      </w:r>
-      <w:proofErr w:type="spellEnd"/>
+        <w:t xml:space="preserve"> TuBoleta</w:t>
+      </w:r>
     </w:p>
     <w:p>
       <w:pPr>
@@ -1204,21 +1167,8 @@
           <w:szCs w:val="27"/>
           <w:lang w:eastAsia="es-CO"/>
         </w:rPr>
-        <w:t xml:space="preserve"> </w:t>
-      </w:r>
-      <w:proofErr w:type="spellStart"/>
-      <w:r>
-        <w:rPr>
-          <w:rFonts w:ascii="Times New Roman" w:eastAsia="Times New Roman" w:hAnsi="Times New Roman" w:cs="Times New Roman"/>
-          <w:b/>
-          <w:bCs/>
-          <w:sz w:val="27"/>
-          <w:szCs w:val="27"/>
-          <w:lang w:eastAsia="es-CO"/>
-        </w:rPr>
-        <w:t>Eventbrite</w:t>
-      </w:r>
-      <w:proofErr w:type="spellEnd"/>
+        <w:t xml:space="preserve"> Eventbrite</w:t>
+      </w:r>
     </w:p>
     <w:p>
       <w:pPr>
@@ -1486,7 +1436,7 @@
           <w:lang w:eastAsia="es-CO"/>
         </w:rPr>
         <w:pict w14:anchorId="74AB1F00">
-          <v:rect id="_x0000_i1028" style="width:0;height:1.5pt" o:hralign="center" o:hrstd="t" o:hr="t" fillcolor="#a0a0a0" stroked="f"/>
+          <v:rect id="_x0000_i1027" style="width:0;height:1.5pt" o:hralign="center" o:hrstd="t" o:hr="t" fillcolor="#a0a0a0" stroked="f"/>
         </w:pict>
       </w:r>
     </w:p>
@@ -2227,7 +2177,7 @@
           <w:lang w:eastAsia="es-CO"/>
         </w:rPr>
         <w:pict w14:anchorId="71EF5785">
-          <v:rect id="_x0000_i1055" style="width:0;height:1.5pt" o:hralign="center" o:hrstd="t" o:hr="t" fillcolor="#a0a0a0" stroked="f"/>
+          <v:rect id="_x0000_i1028" style="width:0;height:1.5pt" o:hralign="center" o:hrstd="t" o:hr="t" fillcolor="#a0a0a0" stroked="f"/>
         </w:pict>
       </w:r>
     </w:p>
@@ -2524,7 +2474,7 @@
           <w:lang w:eastAsia="es-CO"/>
         </w:rPr>
         <w:pict w14:anchorId="10EEDD8F">
-          <v:rect id="_x0000_i1071" style="width:0;height:1.5pt" o:hralign="center" o:hrstd="t" o:hr="t" fillcolor="#a0a0a0" stroked="f"/>
+          <v:rect id="_x0000_i1029" style="width:0;height:1.5pt" o:hralign="center" o:hrstd="t" o:hr="t" fillcolor="#a0a0a0" stroked="f"/>
         </w:pict>
       </w:r>
     </w:p>
@@ -2584,7 +2534,7 @@
 </file>
 
 <file path=word/numbering.xml><?xml version="1.0" encoding="utf-8"?>
-<w:numbering xmlns:wpc="http://schemas.microsoft.com/office/word/2010/wordprocessingCanvas" xmlns:cx="http://schemas.microsoft.com/office/drawing/2014/chartex" xmlns:cx1="http://schemas.microsoft.com/office/drawing/2015/9/8/chartex" xmlns:cx2="http://schemas.microsoft.com/office/drawing/2015/10/21/chartex" xmlns:cx3="http://schemas.microsoft.com/office/drawing/2016/5/9/chartex" xmlns:cx4="http://schemas.microsoft.com/office/drawing/2016/5/10/chartex" xmlns:cx5="http://schemas.microsoft.com/office/drawing/2016/5/11/chartex" xmlns:cx6="http://schemas.microsoft.com/office/drawing/2016/5/12/chartex" xmlns:cx7="http://schemas.microsoft.com/office/drawing/2016/5/13/chartex" xmlns:cx8="http://schemas.microsoft.com/office/drawing/2016/5/14/chartex" xmlns:mc="http://schemas.openxmlformats.org/markup-compatibility/2006" xmlns:aink="http://schemas.microsoft.com/office/drawing/2016/ink" xmlns:am3d="http://schemas.microsoft.com/office/drawing/2017/model3d" xmlns:o="urn:schemas-microsoft-com:office:office" xmlns:r="http://schemas.openxmlformats.org/officeDocument/2006/relationships" xmlns:m="http://schemas.openxmlformats.org/officeDocument/2006/math" xmlns:v="urn:schemas-microsoft-com:vml" xmlns:wp14="http://schemas.microsoft.com/office/word/2010/wordprocessingDrawing" xmlns:wp="http://schemas.openxmlformats.org/drawingml/2006/wordprocessingDrawing" xmlns:w10="urn:schemas-microsoft-com:office:word" xmlns:w="http://schemas.openxmlformats.org/wordprocessingml/2006/main" xmlns:w14="http://schemas.microsoft.com/office/word/2010/wordml" xmlns:w15="http://schemas.microsoft.com/office/word/2012/wordml" xmlns:w16cex="http://schemas.microsoft.com/office/word/2018/wordml/cex" xmlns:w16cid="http://schemas.microsoft.com/office/word/2016/wordml/cid" xmlns:w16="http://schemas.microsoft.com/office/word/2018/wordml" xmlns:w16sdtdh="http://schemas.microsoft.com/office/word/2020/wordml/sdtdatahash" xmlns:w16se="http://schemas.microsoft.com/office/word/2015/wordml/symex" xmlns:wpg="http://schemas.microsoft.com/office/word/2010/wordprocessingGroup" xmlns:wpi="http://schemas.microsoft.com/office/word/2010/wordprocessingInk" xmlns:wne="http://schemas.microsoft.com/office/word/2006/wordml" xmlns:wps="http://schemas.microsoft.com/office/word/2010/wordprocessingShape" mc:Ignorable="w14 w15 w16se w16cid w16 w16cex w16sdtdh wp14">
+<w:numbering xmlns:wpc="http://schemas.microsoft.com/office/word/2010/wordprocessingCanvas" xmlns:cx="http://schemas.microsoft.com/office/drawing/2014/chartex" xmlns:cx1="http://schemas.microsoft.com/office/drawing/2015/9/8/chartex" xmlns:cx2="http://schemas.microsoft.com/office/drawing/2015/10/21/chartex" xmlns:cx3="http://schemas.microsoft.com/office/drawing/2016/5/9/chartex" xmlns:cx4="http://schemas.microsoft.com/office/drawing/2016/5/10/chartex" xmlns:cx5="http://schemas.microsoft.com/office/drawing/2016/5/11/chartex" xmlns:cx6="http://schemas.microsoft.com/office/drawing/2016/5/12/chartex" xmlns:cx7="http://schemas.microsoft.com/office/drawing/2016/5/13/chartex" xmlns:cx8="http://schemas.microsoft.com/office/drawing/2016/5/14/chartex" xmlns:mc="http://schemas.openxmlformats.org/markup-compatibility/2006" xmlns:aink="http://schemas.microsoft.com/office/drawing/2016/ink" xmlns:am3d="http://schemas.microsoft.com/office/drawing/2017/model3d" xmlns:o="urn:schemas-microsoft-com:office:office" xmlns:oel="http://schemas.microsoft.com/office/2019/extlst" xmlns:r="http://schemas.openxmlformats.org/officeDocument/2006/relationships" xmlns:m="http://schemas.openxmlformats.org/officeDocument/2006/math" xmlns:v="urn:schemas-microsoft-com:vml" xmlns:wp14="http://schemas.microsoft.com/office/word/2010/wordprocessingDrawing" xmlns:wp="http://schemas.openxmlformats.org/drawingml/2006/wordprocessingDrawing" xmlns:w10="urn:schemas-microsoft-com:office:word" xmlns:w="http://schemas.openxmlformats.org/wordprocessingml/2006/main" xmlns:w14="http://schemas.microsoft.com/office/word/2010/wordml" xmlns:w15="http://schemas.microsoft.com/office/word/2012/wordml" xmlns:w16cex="http://schemas.microsoft.com/office/word/2018/wordml/cex" xmlns:w16cid="http://schemas.microsoft.com/office/word/2016/wordml/cid" xmlns:w16="http://schemas.microsoft.com/office/word/2018/wordml" xmlns:w16sdtdh="http://schemas.microsoft.com/office/word/2020/wordml/sdtdatahash" xmlns:w16se="http://schemas.microsoft.com/office/word/2015/wordml/symex" xmlns:wpg="http://schemas.microsoft.com/office/word/2010/wordprocessingGroup" xmlns:wpi="http://schemas.microsoft.com/office/word/2010/wordprocessingInk" xmlns:wne="http://schemas.microsoft.com/office/word/2006/wordml" xmlns:wps="http://schemas.microsoft.com/office/word/2010/wordprocessingShape" mc:Ignorable="w14 w15 w16se w16cid w16 w16cex w16sdtdh wp14">
   <w:abstractNum w:abstractNumId="0" w15:restartNumberingAfterBreak="0">
     <w:nsid w:val="01037F56"/>
     <w:multiLevelType w:val="multilevel"/>
@@ -3294,19 +3244,19 @@
       </w:pPr>
     </w:lvl>
   </w:abstractNum>
-  <w:num w:numId="1">
+  <w:num w:numId="1" w16cid:durableId="476917761">
     <w:abstractNumId w:val="4"/>
   </w:num>
-  <w:num w:numId="2">
+  <w:num w:numId="2" w16cid:durableId="435633525">
     <w:abstractNumId w:val="3"/>
   </w:num>
-  <w:num w:numId="3">
+  <w:num w:numId="3" w16cid:durableId="1493137427">
     <w:abstractNumId w:val="1"/>
   </w:num>
-  <w:num w:numId="4">
+  <w:num w:numId="4" w16cid:durableId="1075475487">
     <w:abstractNumId w:val="2"/>
   </w:num>
-  <w:num w:numId="5">
+  <w:num w:numId="5" w16cid:durableId="1252734990">
     <w:abstractNumId w:val="0"/>
   </w:num>
 </w:numbering>
